--- a/arb/docx/22.content.docx
+++ b/arb/docx/22.content.docx
@@ -147,13 +147,6 @@
         <w:rPr>
           <w:lang w:val="ar_AE" w:bidi="ar_AE"/>
         </w:rPr>
-      </w:r>
-      <w:r>
-        <w:rPr>
-          <w:i/>
-          <w:lang w:val="ar_AE" w:bidi="ar_AE"/>
-        </w:rPr>
-        <w:t>نشيد سليمان 1: 1, نشيد الأنشاد 1: 2, نشيد الأنشاد 1: 2 (#2), نشيد الأنشاد 1: 3, نشيد الأنشاد 1: 4, نشيد الأنشاد 1: 5, نشيد الأنشاد 1: 6, نشيد الأنشاد 1: 6 (#2), نشيد الأنشاد 1: 7, نشيد الأنشاد 1: 8, نشيد الأنشاد 1: 9, نشيد الأنشاد 1: 10, نشيد سليمان 1: 11, نشيد الأنشاد 1: 12, نشيد الأنشاد 1: 13, نشيد الأنشاد 1: 14, نشيد الأنشاد 1: 15, نشيد الأنشاد 1: 16, نشيد الأنشاد 1: 17, نشيد الأنشاد 2: 1, نشيد الأنشاد 2: 2, نشيد الأنشاد 2: 3, نشيد الأنشاد 2: 3 (#2), نشيد الأنشاد 2: 3 (#3), نشيد الأنشاد 2: 4, نشيد الأنشاد 2: 4 (#2), نشيد الأنشاد 2: 5, نشيد الأنشاد 2: 6, نشيد الأنشاد 2: 7, نشيد الأنشاد 2: 8, نشيد الأنشاد 2: 8 (#2), نشيد الأنشاد 2: 9, نشيد الأنشاد 2: 10, نشيد الأنشد 2: 11, نشيد الأنشاد 2: 12, نشيد الأنشاد 2: 12 (#2), نشيد الأنشاد 2: 13, نشيد الأنشاد 2: 13 (#2), نشيد الأنشاد 2: 14, نشيد الأنشاد 2: 14 (#2), نشيد الأنشاد 2: 15, نشيد الأنشاد 2: 16, نشيد الأنشاد 2: 16 (#2), نشيد الأنشاد 2: 16 (#3), نشيد الأنشاد 2: 17, نشيد الأنشاد 2: 17 (#2), نشيد الأنشاد 2: 17 (#3), نشيد الأنشاد 3: 1, نشيد الأنشاد 3: 2, نشيد الأنشاد 3: 3, نشيد الأنشاد 3: 4, نشيد الأنشاد 3: 4 (#2), نشيد الأنشاد 3: 5, نشيد الأنشاد 3: 6–7, نشيد الأنشاد 3: 8, نشيد الأنشاد 3: 9, نشيد الأنشاد 3: 10, نشيد الأنشاد 3: 11, نشيد الأنشاد 3: 11 (#2), نشيد الأنشاد 4: 1, نشيد الأنشاد 4: 1 (#2), نشيد الأنشاد 4: 2, نشيد الأنشاد 4: 3, نشيد الأنشاد 4: 3 (#2), نشيد الأنشاد 4: 4, نشيد الأنشاد 4: 5, نشيد الأنشاد 4: 6, نشيد الأنشاد 4: 7, نشيد الأنشاد 4: 7 (#2), نشيد الأنشاد 4: 9, نشيد الأنشاد 4: 9 (#2), نشيد سليمان 4: 10, نشيد الأنشاد 4: 11, نشيد الأنشاد 4: 11 (#2), نشيد الأنشاد 4: 12, نشيد الأنشاد 4: 13–14, نشيد الأنشاد 4: 15, نشيد الأنشاد 4: 16, نشيد الأنشاد 4: 16 (#2), نشيد الأنشاد 5: 1, نشيد الأنشاد 5: 2, نشيد الأنشاد 5: 3, نشيد سليمان 5: 4, نشيد الأنشاد 5: 5, نشيد الأنشاد 5: 6, نشيد الأنشاد 5: 7, نشيد الأنشاد 5: 8, نشيد الأنشاد 5: 8 (#2), نشيد الأنشاد 5: 9, نشيد الأنشاد 5: 10, نشيد الأنشاد 5: 11, نشيد الأنشاد 5: 12, نشيد الأنشاد 5: 13, نشيد الأنشاد 5: 14, نشيد الأنشاد 5: 15, نشيد الأنشاد 5: 16, نشيد الأنشاد 6: 1, نشيد الأنشاد 6: 1 (#2), نشيد الأنشاد 6: 2, نشيد الأنشاد 6: 3, نشيد الأنشاد 6: 3 (#2), نشيد الأنشاد 6: 4, نشيد الأنشاد 6: 4 (#2), نشيد الأنشاد 6: 5, نشيد الأنشاد 6: 5 (#2), نشيد الأنشاد 6: 6, نشيد الأنشاد 6: 7, نشيد الأنشاد 6: 8, نشيد الأنشاد 6: 9, نشيد الأنشاد 6: 9 (#2), نشيد الأنشاد 6: 10, نشيد الأنشاد 6: 11, نشيد الأنشاد 6: 12, نشيد الأنشاد 6: 13, نشيد الأنشاد 6: 13 (#2), نشيد الأنشاد 6: 13 (#3), نشيد الأنشاد 7: 1, نشيد سليمان 7: 2, نشيد الأنشاد 7: 3, نشيد الأنشاد 7: 4, نشيد الأنشاد 7: 5, نشيد الأنشاد 7: 7, نشيد الأنشاد 7: 8, نشيد الأنشاد 7: 9, نشيد سليمان 7: 10, نشيد الأنشاد 7: 11, نشيد الأنشاد 7: 12, نشيد الأنشاد 7: 12 (#2), نشيد الأنشاد 7: 13, نشيد الأنشاد 7: 13 (#2), نشيد الأنشاد 8: 1, نشيد الأنشاد 8: 2, نشيد الأنشاد 8: 3, نشيد الأنشاد 8: 4, نشيد الأنشاد 8: 5, نشيد الأنشاد 8: 5 (#2), نشيد الأنشاد 8: 6, نشيد الأنشاد 8: 7, نشيد الأنشاد 8: 8, نشيد الأنشاد 8: 9, نشيد الأنشاد 8: 9 (#2), نشيد الأنشاد 8: 10, نشيد الأنشاد 8: 11, نشيد الأنشاد 8: 12, نشيد الأنشاد 8: 13, نشيد الأنشاد 8: 14</w:t>
       </w:r>
       <w:r>
         <w:rPr>

--- a/arb/docx/22.content.docx
+++ b/arb/docx/22.content.docx
@@ -132,21 +132,6 @@
           <w:lang w:val="ar_AE" w:bidi="ar_AE"/>
         </w:rPr>
         <w:t>SNG</w:t>
-      </w:r>
-      <w:r>
-        <w:rPr>
-          <w:lang w:val="ar_AE" w:bidi="ar_AE"/>
-        </w:rPr>
-      </w:r>
-    </w:p>
-    <w:p>
-      <w:pPr>
-        <w:bidi/>
-      </w:pPr>
-      <w:r>
-        <w:rPr>
-          <w:lang w:val="ar_AE" w:bidi="ar_AE"/>
-        </w:rPr>
       </w:r>
       <w:r>
         <w:rPr>

--- a/arb/docx/22.content.docx
+++ b/arb/docx/22.content.docx
@@ -22,7 +22,7 @@
         <w:rPr>
           <w:lang w:val="ar_AE" w:bidi="ar_AE"/>
         </w:rPr>
-        <w:t>Resource: أسئلة الترجمة (unfoldingWord)</w:t>
+        <w:t>Resource: unfoldingWord® Translation Questions</w:t>
       </w:r>
       <w:r>
         <w:rPr>
@@ -91,7 +91,7 @@
         <w:rPr>
           <w:lang w:val="ar_AE" w:bidi="ar_AE"/>
         </w:rPr>
-        <w:t>أسئلة الترجمة (unfoldingWord)</w:t>
+        <w:t>unfoldingWord® Translation Questions</w:t>
       </w:r>
     </w:p>
     <w:p>
